--- a/water-erp/apps/api/模板文件/直接采购模板.docx
+++ b/water-erp/apps/api/模板文件/直接采购模板.docx
@@ -844,7 +844,7 @@
                 <w:szCs w:val="24"/>
                 <w:lang w:eastAsia="zh-CN"/>
               </w:rPr>
-              <w:t>二、响应文件递交和谈判的时间及地点：</w:t>
+              <w:t>二、响应文件递交、开标的时间及地点：</w:t>
             </w:r>
             <w:r>
               <w:rPr>
@@ -3903,7 +3903,7 @@
           <w:szCs w:val="24"/>
           <w:lang w:eastAsia="zh-CN"/>
         </w:rPr>
-        <w:t>二、响应文件递交和谈判的时间及地点：</w:t>
+        <w:t>二、响应文件递交、开标的时间及地点：</w:t>
       </w:r>
       <w:bookmarkEnd w:id="6"/>
       <w:bookmarkEnd w:id="7"/>
@@ -3950,7 +3950,7 @@
           <w:szCs w:val="24"/>
           <w:lang w:eastAsia="zh-CN"/>
         </w:rPr>
-        <w:t>递交和谈判时间：</w:t>
+        <w:t>开标时间：</w:t>
       </w:r>
       <w:r>
         <w:rPr>
@@ -3970,7 +3970,7 @@
           <w:szCs w:val="24"/>
           <w:lang w:eastAsia="zh-CN"/>
         </w:rPr>
-        <w:t>递交和谈判时间</w:t>
+        <w:t>开标时间</w:t>
       </w:r>
       <w:r>
         <w:rPr>
@@ -4114,7 +4114,7 @@
           <w:szCs w:val="24"/>
           <w:lang w:eastAsia="zh-CN"/>
         </w:rPr>
-        <w:t>楼。响应文件必须在递交响应文件截止时间前送达谈判地点。逾期送达的响应文件不予接收。</w:t>
+        <w:t>楼。响应文件必须在开标时间前送达谈判地点。逾期送达的响应文件不予接收。</w:t>
       </w:r>
     </w:p>
     <w:p>
@@ -5720,7 +5720,7 @@
                 <w:szCs w:val="24"/>
                 <w:lang w:eastAsia="zh-CN"/>
               </w:rPr>
-              <w:t>递交响应文件截止时间</w:t>
+              <w:t>开标时间</w:t>
             </w:r>
           </w:p>
         </w:tc>
@@ -5759,7 +5759,7 @@
                 <w:szCs w:val="24"/>
                 <w:lang w:eastAsia="zh-CN"/>
               </w:rPr>
-              <w:t>递交和谈判时间</w:t>
+              <w:t>开标时间</w:t>
             </w:r>
             <w:r>
               <w:rPr>
